--- a/sphero/run-robot-run.docx
+++ b/sphero/run-robot-run.docx
@@ -2163,22 +2163,22 @@
           <w:szCs w:val="40"/>
         </w:rPr>
         <w:drawing>
-          <wp:anchor distT="0" distB="0" distL="114300" distR="114300" simplePos="0" relativeHeight="251750400" behindDoc="1" locked="0" layoutInCell="1" allowOverlap="1" wp14:anchorId="7DE47D75" wp14:editId="04D98C89">
+          <wp:anchor distT="0" distB="0" distL="114300" distR="114300" simplePos="0" relativeHeight="251750400" behindDoc="1" locked="0" layoutInCell="1" allowOverlap="1" wp14:anchorId="7DE47D75" wp14:editId="4AEB0B5B">
             <wp:simplePos x="0" y="0"/>
             <wp:positionH relativeFrom="column">
-              <wp:posOffset>4598670</wp:posOffset>
+              <wp:posOffset>4591050</wp:posOffset>
             </wp:positionH>
             <wp:positionV relativeFrom="paragraph">
-              <wp:posOffset>0</wp:posOffset>
+              <wp:posOffset>207645</wp:posOffset>
             </wp:positionV>
-            <wp:extent cx="1965960" cy="4241165"/>
-            <wp:effectExtent l="0" t="0" r="2540" b="635"/>
+            <wp:extent cx="2029460" cy="4379595"/>
+            <wp:effectExtent l="0" t="0" r="2540" b="1905"/>
             <wp:wrapTight wrapText="bothSides">
               <wp:wrapPolygon edited="0">
                 <wp:start x="0" y="0"/>
-                <wp:lineTo x="0" y="21539"/>
-                <wp:lineTo x="21488" y="21539"/>
-                <wp:lineTo x="21488" y="0"/>
+                <wp:lineTo x="0" y="21547"/>
+                <wp:lineTo x="21492" y="21547"/>
+                <wp:lineTo x="21492" y="0"/>
                 <wp:lineTo x="0" y="0"/>
               </wp:wrapPolygon>
             </wp:wrapTight>
@@ -2208,7 +2208,7 @@
                   <pic:spPr>
                     <a:xfrm>
                       <a:off x="0" y="0"/>
-                      <a:ext cx="1965960" cy="4241165"/>
+                      <a:ext cx="2029460" cy="4379595"/>
                     </a:xfrm>
                     <a:prstGeom prst="rect">
                       <a:avLst/>
@@ -2408,7 +2408,7 @@
           <w:sz w:val="40"/>
           <w:szCs w:val="40"/>
         </w:rPr>
-        <w:t xml:space="preserve"> (chase) or </w:t>
+        <w:t>/</w:t>
       </w:r>
       <w:r>
         <w:rPr>
@@ -2426,7 +2426,23 @@
           <w:sz w:val="40"/>
           <w:szCs w:val="40"/>
         </w:rPr>
-        <w:t xml:space="preserve"> (escape) to toggle it.</w:t>
+        <w:t xml:space="preserve"> to toggle </w:t>
+      </w:r>
+      <w:r>
+        <w:rPr>
+          <w:noProof/>
+          <w:sz w:val="40"/>
+          <w:szCs w:val="40"/>
+        </w:rPr>
+        <w:t>the value</w:t>
+      </w:r>
+      <w:r>
+        <w:rPr>
+          <w:noProof/>
+          <w:sz w:val="40"/>
+          <w:szCs w:val="40"/>
+        </w:rPr>
+        <w:t>.</w:t>
       </w:r>
     </w:p>
     <w:p>
@@ -2450,7 +2466,7 @@
           <w:szCs w:val="40"/>
         </w:rPr>
         <w:drawing>
-          <wp:anchor distT="0" distB="0" distL="114300" distR="114300" simplePos="0" relativeHeight="251751424" behindDoc="1" locked="0" layoutInCell="1" allowOverlap="1" wp14:anchorId="68B788FF" wp14:editId="7B86FE5F">
+          <wp:anchor distT="0" distB="0" distL="114300" distR="114300" simplePos="0" relativeHeight="251751424" behindDoc="1" locked="0" layoutInCell="1" allowOverlap="1" wp14:anchorId="68B788FF" wp14:editId="77367492">
             <wp:simplePos x="0" y="0"/>
             <wp:positionH relativeFrom="column">
               <wp:posOffset>-207645</wp:posOffset>
